--- a/teaching/sse316/labs/lab1_report.docx
+++ b/teaching/sse316/labs/lab1_report.docx
@@ -1,6 +1,6 @@
 
 <file path=word/document.xml><?xml version="1.0" encoding="utf-8"?>
-<w:document xmlns:wpc="http://schemas.microsoft.com/office/word/2010/wordprocessingCanvas" xmlns:cx="http://schemas.microsoft.com/office/drawing/2014/chartex" xmlns:cx1="http://schemas.microsoft.com/office/drawing/2015/9/8/chartex" xmlns:cx2="http://schemas.microsoft.com/office/drawing/2015/10/21/chartex" xmlns:cx3="http://schemas.microsoft.com/office/drawing/2016/5/9/chartex" xmlns:cx4="http://schemas.microsoft.com/office/drawing/2016/5/10/chartex" xmlns:cx5="http://schemas.microsoft.com/office/drawing/2016/5/11/chartex" xmlns:cx6="http://schemas.microsoft.com/office/drawing/2016/5/12/chartex" xmlns:cx7="http://schemas.microsoft.com/office/drawing/2016/5/13/chartex" xmlns:cx8="http://schemas.microsoft.com/office/drawing/2016/5/14/chartex" xmlns:mc="http://schemas.openxmlformats.org/markup-compatibility/2006" xmlns:aink="http://schemas.microsoft.com/office/drawing/2016/ink" xmlns:am3d="http://schemas.microsoft.com/office/drawing/2017/model3d" xmlns:o="urn:schemas-microsoft-com:office:office" xmlns:oel="http://schemas.microsoft.com/office/2019/extlst" xmlns:r="http://schemas.openxmlformats.org/officeDocument/2006/relationships" xmlns:m="http://schemas.openxmlformats.org/officeDocument/2006/math" xmlns:v="urn:schemas-microsoft-com:vml" xmlns:wp14="http://schemas.microsoft.com/office/word/2010/wordprocessingDrawing" xmlns:wp="http://schemas.openxmlformats.org/drawingml/2006/wordprocessingDrawing" xmlns:w10="urn:schemas-microsoft-com:office:word" xmlns:w="http://schemas.openxmlformats.org/wordprocessingml/2006/main" xmlns:w14="http://schemas.microsoft.com/office/word/2010/wordml" xmlns:w15="http://schemas.microsoft.com/office/word/2012/wordml" xmlns:w16cex="http://schemas.microsoft.com/office/word/2018/wordml/cex" xmlns:w16cid="http://schemas.microsoft.com/office/word/2016/wordml/cid" xmlns:w16="http://schemas.microsoft.com/office/word/2018/wordml" xmlns:w16du="http://schemas.microsoft.com/office/word/2023/wordml/word16du" xmlns:w16sdtdh="http://schemas.microsoft.com/office/word/2020/wordml/sdtdatahash" xmlns:w16se="http://schemas.microsoft.com/office/word/2015/wordml/symex" xmlns:wpg="http://schemas.microsoft.com/office/word/2010/wordprocessingGroup" xmlns:wpi="http://schemas.microsoft.com/office/word/2010/wordprocessingInk" xmlns:wne="http://schemas.microsoft.com/office/word/2006/wordml" xmlns:wps="http://schemas.microsoft.com/office/word/2010/wordprocessingShape" mc:Ignorable="w14 w15 w16se w16cid w16 w16cex w16sdtdh w16du wp14">
+<w:document xmlns:wpc="http://schemas.microsoft.com/office/word/2010/wordprocessingCanvas" xmlns:cx="http://schemas.microsoft.com/office/drawing/2014/chartex" xmlns:cx1="http://schemas.microsoft.com/office/drawing/2015/9/8/chartex" xmlns:cx2="http://schemas.microsoft.com/office/drawing/2015/10/21/chartex" xmlns:cx3="http://schemas.microsoft.com/office/drawing/2016/5/9/chartex" xmlns:cx4="http://schemas.microsoft.com/office/drawing/2016/5/10/chartex" xmlns:cx5="http://schemas.microsoft.com/office/drawing/2016/5/11/chartex" xmlns:cx6="http://schemas.microsoft.com/office/drawing/2016/5/12/chartex" xmlns:cx7="http://schemas.microsoft.com/office/drawing/2016/5/13/chartex" xmlns:cx8="http://schemas.microsoft.com/office/drawing/2016/5/14/chartex" xmlns:mc="http://schemas.openxmlformats.org/markup-compatibility/2006" xmlns:aink="http://schemas.microsoft.com/office/drawing/2016/ink" xmlns:am3d="http://schemas.microsoft.com/office/drawing/2017/model3d" xmlns:o="urn:schemas-microsoft-com:office:office" xmlns:oel="http://schemas.microsoft.com/office/2019/extlst" xmlns:r="http://schemas.openxmlformats.org/officeDocument/2006/relationships" xmlns:m="http://schemas.openxmlformats.org/officeDocument/2006/math" xmlns:v="urn:schemas-microsoft-com:vml" xmlns:wp14="http://schemas.microsoft.com/office/word/2010/wordprocessingDrawing" xmlns:wp="http://schemas.openxmlformats.org/drawingml/2006/wordprocessingDrawing" xmlns:w10="urn:schemas-microsoft-com:office:word" xmlns:w="http://schemas.openxmlformats.org/wordprocessingml/2006/main" xmlns:w14="http://schemas.microsoft.com/office/word/2010/wordml" xmlns:w15="http://schemas.microsoft.com/office/word/2012/wordml" xmlns:w16cex="http://schemas.microsoft.com/office/word/2018/wordml/cex" xmlns:w16cid="http://schemas.microsoft.com/office/word/2016/wordml/cid" xmlns:w16="http://schemas.microsoft.com/office/word/2018/wordml" xmlns:w16du="http://schemas.microsoft.com/office/word/2023/wordml/word16du" xmlns:w16sdtdh="http://schemas.microsoft.com/office/word/2020/wordml/sdtdatahash" xmlns:w16sdtfl="http://schemas.microsoft.com/office/word/2024/wordml/sdtformatlock" xmlns:w16se="http://schemas.microsoft.com/office/word/2015/wordml/symex" xmlns:wpg="http://schemas.microsoft.com/office/word/2010/wordprocessingGroup" xmlns:wpi="http://schemas.microsoft.com/office/word/2010/wordprocessingInk" xmlns:wne="http://schemas.microsoft.com/office/word/2006/wordml" xmlns:wps="http://schemas.microsoft.com/office/word/2010/wordprocessingShape" mc:Ignorable="w14 w15 w16se w16cid w16 w16cex w16sdtdh w16sdtfl w16du wp14">
   <w:body>
     <w:p>
       <w:pPr>
@@ -135,7 +135,15 @@
           <w:sz w:val="36"/>
           <w:szCs w:val="36"/>
         </w:rPr>
-        <w:t>25</w:t>
+        <w:t>2</w:t>
+      </w:r>
+      <w:r>
+        <w:rPr>
+          <w:rFonts w:ascii="Microsoft YaHei" w:eastAsia="Microsoft YaHei" w:hAnsi="Microsoft YaHei" w:hint="eastAsia"/>
+          <w:sz w:val="36"/>
+          <w:szCs w:val="36"/>
+        </w:rPr>
+        <w:t>6</w:t>
       </w:r>
       <w:r>
         <w:rPr>
@@ -167,7 +175,15 @@
           <w:sz w:val="36"/>
           <w:szCs w:val="36"/>
         </w:rPr>
-        <w:t>12</w:t>
+        <w:t>1</w:t>
+      </w:r>
+      <w:r>
+        <w:rPr>
+          <w:rFonts w:ascii="Microsoft YaHei" w:eastAsia="Microsoft YaHei" w:hAnsi="Microsoft YaHei" w:hint="eastAsia"/>
+          <w:sz w:val="36"/>
+          <w:szCs w:val="36"/>
+        </w:rPr>
+        <w:t>7</w:t>
       </w:r>
       <w:r>
         <w:rPr>
@@ -175,7 +191,23 @@
           <w:sz w:val="36"/>
           <w:szCs w:val="36"/>
         </w:rPr>
-        <w:t>日（周三）11:59pm</w:t>
+        <w:t>日（周</w:t>
+      </w:r>
+      <w:r>
+        <w:rPr>
+          <w:rFonts w:ascii="Microsoft YaHei" w:eastAsia="Microsoft YaHei" w:hAnsi="Microsoft YaHei" w:hint="eastAsia"/>
+          <w:sz w:val="36"/>
+          <w:szCs w:val="36"/>
+        </w:rPr>
+        <w:t>二</w:t>
+      </w:r>
+      <w:r>
+        <w:rPr>
+          <w:rFonts w:ascii="Microsoft YaHei" w:eastAsia="Microsoft YaHei" w:hAnsi="Microsoft YaHei"/>
+          <w:sz w:val="36"/>
+          <w:szCs w:val="36"/>
+        </w:rPr>
+        <w:t>）11:59pm</w:t>
       </w:r>
     </w:p>
     <w:p>
@@ -187,6 +219,16 @@
         <w:adjustRightInd w:val="0"/>
         <w:spacing w:after="0" w:line="80" w:lineRule="atLeast"/>
         <w:rPr>
+          <w:rFonts w:ascii="Microsoft YaHei" w:eastAsia="Microsoft YaHei" w:hAnsi="Microsoft YaHei" w:hint="eastAsia"/>
+          <w:b w:val="0"/>
+          <w:bCs w:val="0"/>
+          <w:color w:val="44546A" w:themeColor="text2"/>
+          <w:sz w:val="26"/>
+          <w:szCs w:val="26"/>
+        </w:rPr>
+      </w:pPr>
+      <w:r>
+        <w:rPr>
           <w:rFonts w:ascii="Microsoft YaHei" w:eastAsia="Microsoft YaHei" w:hAnsi="Microsoft YaHei"/>
           <w:b w:val="0"/>
           <w:bCs w:val="0"/>
@@ -194,6 +236,57 @@
           <w:sz w:val="26"/>
           <w:szCs w:val="26"/>
         </w:rPr>
+        <w:t>作业</w:t>
+      </w:r>
+      <w:r>
+        <w:rPr>
+          <w:rFonts w:ascii="Microsoft YaHei" w:eastAsia="Microsoft YaHei" w:hAnsi="Microsoft YaHei" w:hint="eastAsia"/>
+          <w:b w:val="0"/>
+          <w:bCs w:val="0"/>
+          <w:color w:val="44546A" w:themeColor="text2"/>
+          <w:sz w:val="26"/>
+          <w:szCs w:val="26"/>
+        </w:rPr>
+        <w:t>提交到：</w:t>
+      </w:r>
+      <w:hyperlink r:id="rId7" w:history="1">
+        <w:r>
+          <w:rPr>
+            <w:rStyle w:val="Hyperlink"/>
+            <w:rFonts w:ascii="Microsoft YaHei" w:eastAsia="Microsoft YaHei" w:hAnsi="Microsoft YaHei"/>
+            <w:b w:val="0"/>
+            <w:bCs w:val="0"/>
+            <w:sz w:val="26"/>
+            <w:szCs w:val="26"/>
+          </w:rPr>
+          <w:t>https://docs.qq.com/form/page/DSm9uenNkc0tLd2pX</w:t>
+        </w:r>
+      </w:hyperlink>
+      <w:r>
+        <w:rPr>
+          <w:rFonts w:ascii="Microsoft YaHei" w:eastAsia="Microsoft YaHei" w:hAnsi="Microsoft YaHei" w:hint="eastAsia"/>
+          <w:b w:val="0"/>
+          <w:bCs w:val="0"/>
+          <w:color w:val="44546A" w:themeColor="text2"/>
+          <w:sz w:val="26"/>
+          <w:szCs w:val="26"/>
+        </w:rPr>
+        <w:t xml:space="preserve"> </w:t>
+      </w:r>
+    </w:p>
+    <w:p>
+      <w:pPr>
+        <w:pStyle w:val="Title"/>
+        <w:pBdr>
+          <w:bottom w:val="single" w:sz="8" w:space="13" w:color="4F81BD"/>
+        </w:pBdr>
+        <w:adjustRightInd w:val="0"/>
+        <w:spacing w:after="0" w:line="80" w:lineRule="atLeast"/>
+        <w:rPr>
+          <w:rFonts w:ascii="Microsoft YaHei" w:eastAsia="Microsoft YaHei" w:hAnsi="Microsoft YaHei"/>
+          <w:b w:val="0"/>
+          <w:bCs w:val="0"/>
+        </w:rPr>
       </w:pPr>
       <w:r>
         <w:rPr>
@@ -204,7 +297,7 @@
           <w:sz w:val="26"/>
           <w:szCs w:val="26"/>
         </w:rPr>
-        <w:t>将</w:t>
+        <w:t>邮件及文件</w:t>
       </w:r>
       <w:r>
         <w:rPr>
@@ -215,7 +308,7 @@
           <w:sz w:val="26"/>
           <w:szCs w:val="26"/>
         </w:rPr>
-        <w:t>作业</w:t>
+        <w:t>命名</w:t>
       </w:r>
       <w:r>
         <w:rPr>
@@ -226,7 +319,7 @@
           <w:sz w:val="26"/>
           <w:szCs w:val="26"/>
         </w:rPr>
-        <w:t>以</w:t>
+        <w:t>为</w:t>
       </w:r>
       <w:r>
         <w:rPr>
@@ -237,7 +330,29 @@
           <w:sz w:val="26"/>
           <w:szCs w:val="26"/>
         </w:rPr>
-        <w:t xml:space="preserve"> </w:t>
+        <w:t>“</w:t>
+      </w:r>
+      <w:r>
+        <w:rPr>
+          <w:rFonts w:ascii="Microsoft YaHei" w:eastAsia="Microsoft YaHei" w:hAnsi="Microsoft YaHei" w:hint="eastAsia"/>
+          <w:b w:val="0"/>
+          <w:bCs w:val="0"/>
+          <w:color w:val="44546A" w:themeColor="text2"/>
+          <w:sz w:val="26"/>
+          <w:szCs w:val="26"/>
+        </w:rPr>
+        <w:t>姓名-学号-</w:t>
+      </w:r>
+      <w:r>
+        <w:rPr>
+          <w:rFonts w:ascii="Microsoft YaHei" w:eastAsia="Microsoft YaHei" w:hAnsi="Microsoft YaHei" w:hint="eastAsia"/>
+          <w:b w:val="0"/>
+          <w:bCs w:val="0"/>
+          <w:color w:val="44546A" w:themeColor="text2"/>
+          <w:sz w:val="26"/>
+          <w:szCs w:val="26"/>
+        </w:rPr>
+        <w:t>云计算技术实验1</w:t>
       </w:r>
       <w:r>
         <w:rPr>
@@ -248,7 +363,7 @@
           <w:sz w:val="26"/>
           <w:szCs w:val="26"/>
         </w:rPr>
-        <w:t>PDF</w:t>
+        <w:t>.pdf</w:t>
       </w:r>
       <w:r>
         <w:rPr>
@@ -259,173 +374,124 @@
           <w:sz w:val="26"/>
           <w:szCs w:val="26"/>
         </w:rPr>
-        <w:t xml:space="preserve"> </w:t>
-      </w:r>
-      <w:r>
-        <w:rPr>
-          <w:rFonts w:ascii="Microsoft YaHei" w:eastAsia="Microsoft YaHei" w:hAnsi="Microsoft YaHei"/>
-          <w:b w:val="0"/>
-          <w:bCs w:val="0"/>
-          <w:color w:val="44546A" w:themeColor="text2"/>
-          <w:sz w:val="26"/>
-          <w:szCs w:val="26"/>
-        </w:rPr>
-        <w:t>的格式</w:t>
-      </w:r>
-      <w:r>
-        <w:rPr>
-          <w:rFonts w:ascii="Microsoft YaHei" w:eastAsia="Microsoft YaHei" w:hAnsi="Microsoft YaHei"/>
-          <w:b w:val="0"/>
-          <w:bCs w:val="0"/>
-          <w:color w:val="44546A" w:themeColor="text2"/>
-          <w:sz w:val="26"/>
-          <w:szCs w:val="26"/>
-        </w:rPr>
-        <w:t>发送到</w:t>
-      </w:r>
-      <w:r>
-        <w:rPr>
-          <w:rFonts w:ascii="Microsoft YaHei" w:eastAsia="Microsoft YaHei" w:hAnsi="Microsoft YaHei" w:hint="eastAsia"/>
-          <w:b w:val="0"/>
-          <w:bCs w:val="0"/>
-          <w:color w:val="44546A" w:themeColor="text2"/>
-          <w:sz w:val="26"/>
-          <w:szCs w:val="26"/>
-        </w:rPr>
-        <w:t>：</w:t>
-      </w:r>
-      <w:hyperlink r:id="rId7" w:history="1">
-        <w:r>
-          <w:rPr>
-            <w:rStyle w:val="Hyperlink"/>
-            <w:rFonts w:ascii="Microsoft YaHei" w:eastAsia="Microsoft YaHei" w:hAnsi="Microsoft YaHei" w:hint="eastAsia"/>
-            <w:b w:val="0"/>
-            <w:bCs w:val="0"/>
-            <w:sz w:val="26"/>
-            <w:szCs w:val="26"/>
-          </w:rPr>
-          <w:t>dengzl11@163.com</w:t>
-        </w:r>
-      </w:hyperlink>
+        <w:t>”</w:t>
+      </w:r>
     </w:p>
     <w:p>
       <w:pPr>
-        <w:pStyle w:val="Title"/>
-        <w:pBdr>
-          <w:bottom w:val="single" w:sz="8" w:space="13" w:color="4F81BD"/>
-        </w:pBdr>
-        <w:adjustRightInd w:val="0"/>
-        <w:spacing w:after="0" w:line="80" w:lineRule="atLeast"/>
         <w:rPr>
           <w:rFonts w:ascii="Microsoft YaHei" w:eastAsia="Microsoft YaHei" w:hAnsi="Microsoft YaHei"/>
-          <w:b w:val="0"/>
-          <w:bCs w:val="0"/>
-        </w:rPr>
-      </w:pPr>
-      <w:r>
-        <w:rPr>
-          <w:rFonts w:ascii="Microsoft YaHei" w:eastAsia="Microsoft YaHei" w:hAnsi="Microsoft YaHei"/>
-          <w:b w:val="0"/>
-          <w:bCs w:val="0"/>
-          <w:color w:val="44546A" w:themeColor="text2"/>
-          <w:sz w:val="26"/>
-          <w:szCs w:val="26"/>
-        </w:rPr>
-        <w:t>邮件及文件</w:t>
-      </w:r>
-      <w:r>
-        <w:rPr>
-          <w:rFonts w:ascii="Microsoft YaHei" w:eastAsia="Microsoft YaHei" w:hAnsi="Microsoft YaHei"/>
-          <w:b w:val="0"/>
-          <w:bCs w:val="0"/>
-          <w:color w:val="44546A" w:themeColor="text2"/>
-          <w:sz w:val="26"/>
-          <w:szCs w:val="26"/>
-        </w:rPr>
-        <w:t>命名</w:t>
-      </w:r>
-      <w:r>
-        <w:rPr>
-          <w:rFonts w:ascii="Microsoft YaHei" w:eastAsia="Microsoft YaHei" w:hAnsi="Microsoft YaHei"/>
-          <w:b w:val="0"/>
-          <w:bCs w:val="0"/>
-          <w:color w:val="44546A" w:themeColor="text2"/>
-          <w:sz w:val="26"/>
-          <w:szCs w:val="26"/>
-        </w:rPr>
-        <w:t>为</w:t>
-      </w:r>
-      <w:r>
-        <w:rPr>
-          <w:rFonts w:ascii="Microsoft YaHei" w:eastAsia="Microsoft YaHei" w:hAnsi="Microsoft YaHei"/>
-          <w:b w:val="0"/>
-          <w:bCs w:val="0"/>
-          <w:color w:val="44546A" w:themeColor="text2"/>
-          <w:sz w:val="26"/>
-          <w:szCs w:val="26"/>
-        </w:rPr>
-        <w:t>“</w:t>
-      </w:r>
-      <w:r>
-        <w:rPr>
-          <w:rFonts w:ascii="Microsoft YaHei" w:eastAsia="Microsoft YaHei" w:hAnsi="Microsoft YaHei" w:hint="eastAsia"/>
-          <w:b w:val="0"/>
-          <w:bCs w:val="0"/>
-          <w:color w:val="44546A" w:themeColor="text2"/>
-          <w:sz w:val="26"/>
-          <w:szCs w:val="26"/>
-        </w:rPr>
-        <w:t>姓名-学号-第一次</w:t>
-      </w:r>
-      <w:r>
-        <w:rPr>
-          <w:rFonts w:ascii="Microsoft YaHei" w:eastAsia="Microsoft YaHei" w:hAnsi="Microsoft YaHei" w:hint="eastAsia"/>
-          <w:b w:val="0"/>
-          <w:bCs w:val="0"/>
-          <w:color w:val="44546A" w:themeColor="text2"/>
-          <w:sz w:val="26"/>
-          <w:szCs w:val="26"/>
-        </w:rPr>
-        <w:t>实验</w:t>
-      </w:r>
-      <w:r>
-        <w:rPr>
-          <w:rFonts w:ascii="Microsoft YaHei" w:eastAsia="Microsoft YaHei" w:hAnsi="Microsoft YaHei"/>
-          <w:b w:val="0"/>
-          <w:bCs w:val="0"/>
-          <w:color w:val="44546A" w:themeColor="text2"/>
-          <w:sz w:val="26"/>
-          <w:szCs w:val="26"/>
-        </w:rPr>
-        <w:t>.pdf</w:t>
-      </w:r>
-      <w:r>
-        <w:rPr>
-          <w:rFonts w:ascii="Microsoft YaHei" w:eastAsia="Microsoft YaHei" w:hAnsi="Microsoft YaHei"/>
-          <w:b w:val="0"/>
-          <w:bCs w:val="0"/>
-          <w:color w:val="44546A" w:themeColor="text2"/>
-          <w:sz w:val="26"/>
-          <w:szCs w:val="26"/>
-        </w:rPr>
-        <w:t>”</w:t>
-      </w:r>
+          <w:lang w:val="en-US"/>
+        </w:rPr>
+      </w:pPr>
     </w:p>
     <w:p>
       <w:pPr>
         <w:rPr>
-          <w:rFonts w:ascii="Microsoft YaHei" w:eastAsia="Microsoft YaHei" w:hAnsi="Microsoft YaHei"/>
-          <w:lang w:val="en-US"/>
-        </w:rPr>
-      </w:pPr>
-    </w:p>
-    <w:p>
-      <w:pPr>
+          <w:rFonts w:ascii="Microsoft YaHei UI" w:eastAsia="Microsoft YaHei UI" w:hAnsi="Microsoft YaHei UI" w:hint="eastAsia"/>
+          <w:b/>
+          <w:bCs/>
+        </w:rPr>
+      </w:pPr>
+      <w:r>
+        <w:rPr>
+          <w:rFonts w:ascii="Microsoft YaHei UI" w:eastAsia="Microsoft YaHei UI" w:hAnsi="Microsoft YaHei UI" w:hint="eastAsia"/>
+          <w:b/>
+          <w:bCs/>
+        </w:rPr>
+        <w:t xml:space="preserve">任务一 </w:t>
+      </w:r>
+      <w:r>
+        <w:rPr>
+          <w:rFonts w:ascii="Microsoft YaHei UI" w:eastAsia="Microsoft YaHei UI" w:hAnsi="Microsoft YaHei UI" w:hint="eastAsia"/>
+          <w:b/>
+          <w:bCs/>
+        </w:rPr>
+        <w:t>(</w:t>
+      </w:r>
+      <w:r>
+        <w:rPr>
+          <w:rFonts w:ascii="Microsoft YaHei UI" w:eastAsia="Microsoft YaHei UI" w:hAnsi="Microsoft YaHei UI" w:hint="eastAsia"/>
+          <w:b/>
+          <w:bCs/>
+        </w:rPr>
+        <w:t>3</w:t>
+      </w:r>
+      <w:r>
+        <w:rPr>
+          <w:rFonts w:ascii="Microsoft YaHei UI" w:eastAsia="Microsoft YaHei UI" w:hAnsi="Microsoft YaHei UI" w:hint="eastAsia"/>
+          <w:b/>
+          <w:bCs/>
+        </w:rPr>
+        <w:t>0</w:t>
+      </w:r>
+      <w:r>
+        <w:rPr>
+          <w:rFonts w:ascii="Microsoft YaHei UI" w:eastAsia="Microsoft YaHei UI" w:hAnsi="Microsoft YaHei UI" w:hint="eastAsia"/>
+          <w:b/>
+          <w:bCs/>
+        </w:rPr>
+        <w:t>分</w:t>
+      </w:r>
+      <w:r>
         <w:rPr>
           <w:rFonts w:ascii="Microsoft YaHei UI" w:eastAsia="Microsoft YaHei UI" w:hAnsi="Microsoft YaHei UI"/>
           <w:b/>
           <w:bCs/>
         </w:rPr>
+        <w:t xml:space="preserve">) </w:t>
+      </w:r>
+    </w:p>
+    <w:p>
+      <w:pPr>
+        <w:rPr>
+          <w:rFonts w:ascii="Microsoft YaHei UI" w:eastAsia="Microsoft YaHei UI" w:hAnsi="Microsoft YaHei UI"/>
+        </w:rPr>
+      </w:pPr>
+    </w:p>
+    <w:p>
+      <w:pPr>
+        <w:rPr>
+          <w:rFonts w:ascii="Microsoft YaHei UI" w:eastAsia="Microsoft YaHei UI" w:hAnsi="Microsoft YaHei UI"/>
+        </w:rPr>
+      </w:pPr>
+    </w:p>
+    <w:p>
+      <w:pPr>
+        <w:rPr>
+          <w:rFonts w:ascii="Microsoft YaHei UI" w:eastAsia="Microsoft YaHei UI" w:hAnsi="Microsoft YaHei UI"/>
+        </w:rPr>
+      </w:pPr>
+    </w:p>
+    <w:p>
+      <w:pPr>
+        <w:rPr>
+          <w:rFonts w:ascii="Microsoft YaHei UI" w:eastAsia="Microsoft YaHei UI" w:hAnsi="Microsoft YaHei UI"/>
+        </w:rPr>
+      </w:pPr>
+    </w:p>
+    <w:p>
+      <w:pPr>
+        <w:pStyle w:val="ListParagraph"/>
+        <w:rPr>
+          <w:rFonts w:ascii="Microsoft YaHei UI" w:eastAsia="Microsoft YaHei UI" w:hAnsi="Microsoft YaHei UI"/>
+        </w:rPr>
+      </w:pPr>
+    </w:p>
+    <w:p>
+      <w:pPr>
+        <w:rPr>
+          <w:rFonts w:ascii="Microsoft YaHei UI" w:eastAsia="Microsoft YaHei UI" w:hAnsi="Microsoft YaHei UI"/>
+        </w:rPr>
+      </w:pPr>
+    </w:p>
+    <w:p>
+      <w:pPr>
+        <w:rPr>
+          <w:rFonts w:ascii="Microsoft YaHei UI" w:eastAsia="Microsoft YaHei UI" w:hAnsi="Microsoft YaHei UI"/>
+          <w:b/>
+          <w:bCs/>
+        </w:rPr>
       </w:pPr>
       <w:r>
         <w:rPr>
@@ -433,7 +499,7 @@
           <w:b/>
           <w:bCs/>
         </w:rPr>
-        <w:t xml:space="preserve">任务一 </w:t>
+        <w:t>任务</w:t>
       </w:r>
       <w:r>
         <w:rPr>
@@ -441,7 +507,7 @@
           <w:b/>
           <w:bCs/>
         </w:rPr>
-        <w:t>(</w:t>
+        <w:t>二</w:t>
       </w:r>
       <w:r>
         <w:rPr>
@@ -449,7 +515,7 @@
           <w:b/>
           <w:bCs/>
         </w:rPr>
-        <w:t>60</w:t>
+        <w:t xml:space="preserve"> (</w:t>
       </w:r>
       <w:r>
         <w:rPr>
@@ -457,7 +523,15 @@
           <w:b/>
           <w:bCs/>
         </w:rPr>
-        <w:t>分</w:t>
+        <w:t>3</w:t>
+      </w:r>
+      <w:r>
+        <w:rPr>
+          <w:rFonts w:ascii="Microsoft YaHei UI" w:eastAsia="Microsoft YaHei UI" w:hAnsi="Microsoft YaHei UI" w:hint="eastAsia"/>
+          <w:b/>
+          <w:bCs/>
+        </w:rPr>
+        <w:t>0分</w:t>
       </w:r>
       <w:r>
         <w:rPr>
@@ -481,28 +555,9 @@
           <w:rFonts w:ascii="Microsoft YaHei UI" w:eastAsia="Microsoft YaHei UI" w:hAnsi="Microsoft YaHei UI"/>
         </w:rPr>
       </w:pPr>
-      <w:r>
-        <w:rPr>
-          <w:rFonts w:ascii="Microsoft YaHei UI" w:eastAsia="Microsoft YaHei UI" w:hAnsi="Microsoft YaHei UI" w:hint="eastAsia"/>
-        </w:rPr>
-        <w:t>&lt;此处替换为你的</w:t>
-      </w:r>
-      <w:r>
-        <w:rPr>
-          <w:rFonts w:ascii="Microsoft YaHei UI" w:eastAsia="Microsoft YaHei UI" w:hAnsi="Microsoft YaHei UI" w:hint="eastAsia"/>
-        </w:rPr>
-        <w:t>浏览器</w:t>
-      </w:r>
-      <w:r>
-        <w:rPr>
-          <w:rFonts w:ascii="Microsoft YaHei UI" w:eastAsia="Microsoft YaHei UI" w:hAnsi="Microsoft YaHei UI" w:hint="eastAsia"/>
-        </w:rPr>
-        <w:t>截图&gt;</w:t>
-      </w:r>
     </w:p>
     <w:p>
       <w:pPr>
-        <w:pStyle w:val="ListParagraph"/>
         <w:rPr>
           <w:rFonts w:ascii="Microsoft YaHei UI" w:eastAsia="Microsoft YaHei UI" w:hAnsi="Microsoft YaHei UI"/>
         </w:rPr>
@@ -510,50 +565,13 @@
     </w:p>
     <w:p>
       <w:pPr>
-        <w:pStyle w:val="ListParagraph"/>
-        <w:rPr>
-          <w:rFonts w:ascii="Microsoft YaHei UI" w:eastAsia="Microsoft YaHei UI" w:hAnsi="Microsoft YaHei UI"/>
+        <w:rPr>
+          <w:rFonts w:ascii="Microsoft YaHei UI" w:eastAsia="Microsoft YaHei UI" w:hAnsi="Microsoft YaHei UI" w:hint="eastAsia"/>
         </w:rPr>
       </w:pPr>
     </w:p>
     <w:p>
       <w:pPr>
-        <w:rPr>
-          <w:rFonts w:ascii="Microsoft YaHei UI" w:eastAsia="Microsoft YaHei UI" w:hAnsi="Microsoft YaHei UI"/>
-        </w:rPr>
-      </w:pPr>
-    </w:p>
-    <w:p>
-      <w:pPr>
-        <w:rPr>
-          <w:rFonts w:ascii="Microsoft YaHei UI" w:eastAsia="Microsoft YaHei UI" w:hAnsi="Microsoft YaHei UI"/>
-        </w:rPr>
-      </w:pPr>
-    </w:p>
-    <w:p>
-      <w:pPr>
-        <w:rPr>
-          <w:rFonts w:ascii="Microsoft YaHei UI" w:eastAsia="Microsoft YaHei UI" w:hAnsi="Microsoft YaHei UI"/>
-        </w:rPr>
-      </w:pPr>
-    </w:p>
-    <w:p>
-      <w:pPr>
-        <w:rPr>
-          <w:rFonts w:ascii="Microsoft YaHei UI" w:eastAsia="Microsoft YaHei UI" w:hAnsi="Microsoft YaHei UI"/>
-        </w:rPr>
-      </w:pPr>
-    </w:p>
-    <w:p>
-      <w:pPr>
-        <w:rPr>
-          <w:rFonts w:ascii="Microsoft YaHei UI" w:eastAsia="Microsoft YaHei UI" w:hAnsi="Microsoft YaHei UI"/>
-        </w:rPr>
-      </w:pPr>
-    </w:p>
-    <w:p>
-      <w:pPr>
-        <w:pStyle w:val="ListParagraph"/>
         <w:rPr>
           <w:rFonts w:ascii="Microsoft YaHei UI" w:eastAsia="Microsoft YaHei UI" w:hAnsi="Microsoft YaHei UI"/>
         </w:rPr>
@@ -620,28 +638,24 @@
           <w:b/>
           <w:bCs/>
         </w:rPr>
-        <w:t xml:space="preserve">) </w:t>
+        <w:t>)</w:t>
       </w:r>
     </w:p>
     <w:p>
       <w:pPr>
         <w:rPr>
           <w:rFonts w:ascii="Microsoft YaHei UI" w:eastAsia="Microsoft YaHei UI" w:hAnsi="Microsoft YaHei UI"/>
+          <w:b/>
+          <w:bCs/>
         </w:rPr>
       </w:pPr>
     </w:p>
     <w:p>
       <w:pPr>
         <w:rPr>
-          <w:rFonts w:ascii="Microsoft YaHei UI" w:eastAsia="Microsoft YaHei UI" w:hAnsi="Microsoft YaHei UI"/>
-        </w:rPr>
-      </w:pPr>
-      <w:r>
-        <w:rPr>
           <w:rFonts w:ascii="Microsoft YaHei UI" w:eastAsia="Microsoft YaHei UI" w:hAnsi="Microsoft YaHei UI" w:hint="eastAsia"/>
         </w:rPr>
-        <w:t>博文链接：&lt;此处替换为你的链接&gt;</w:t>
-      </w:r>
+      </w:pPr>
     </w:p>
     <w:sectPr>
       <w:headerReference w:type="default" r:id="rId8"/>
@@ -657,7 +671,7 @@
 </file>
 
 <file path=word/endnotes.xml><?xml version="1.0" encoding="utf-8"?>
-<w:endnotes xmlns:wpc="http://schemas.microsoft.com/office/word/2010/wordprocessingCanvas" xmlns:cx="http://schemas.microsoft.com/office/drawing/2014/chartex" xmlns:cx1="http://schemas.microsoft.com/office/drawing/2015/9/8/chartex" xmlns:cx2="http://schemas.microsoft.com/office/drawing/2015/10/21/chartex" xmlns:cx3="http://schemas.microsoft.com/office/drawing/2016/5/9/chartex" xmlns:cx4="http://schemas.microsoft.com/office/drawing/2016/5/10/chartex" xmlns:cx5="http://schemas.microsoft.com/office/drawing/2016/5/11/chartex" xmlns:cx6="http://schemas.microsoft.com/office/drawing/2016/5/12/chartex" xmlns:cx7="http://schemas.microsoft.com/office/drawing/2016/5/13/chartex" xmlns:cx8="http://schemas.microsoft.com/office/drawing/2016/5/14/chartex" xmlns:mc="http://schemas.openxmlformats.org/markup-compatibility/2006" xmlns:aink="http://schemas.microsoft.com/office/drawing/2016/ink" xmlns:am3d="http://schemas.microsoft.com/office/drawing/2017/model3d" xmlns:o="urn:schemas-microsoft-com:office:office" xmlns:oel="http://schemas.microsoft.com/office/2019/extlst" xmlns:r="http://schemas.openxmlformats.org/officeDocument/2006/relationships" xmlns:m="http://schemas.openxmlformats.org/officeDocument/2006/math" xmlns:v="urn:schemas-microsoft-com:vml" xmlns:wp14="http://schemas.microsoft.com/office/word/2010/wordprocessingDrawing" xmlns:wp="http://schemas.openxmlformats.org/drawingml/2006/wordprocessingDrawing" xmlns:w10="urn:schemas-microsoft-com:office:word" xmlns:w="http://schemas.openxmlformats.org/wordprocessingml/2006/main" xmlns:w14="http://schemas.microsoft.com/office/word/2010/wordml" xmlns:w15="http://schemas.microsoft.com/office/word/2012/wordml" xmlns:w16cex="http://schemas.microsoft.com/office/word/2018/wordml/cex" xmlns:w16cid="http://schemas.microsoft.com/office/word/2016/wordml/cid" xmlns:w16="http://schemas.microsoft.com/office/word/2018/wordml" xmlns:w16du="http://schemas.microsoft.com/office/word/2023/wordml/word16du" xmlns:w16sdtdh="http://schemas.microsoft.com/office/word/2020/wordml/sdtdatahash" xmlns:w16se="http://schemas.microsoft.com/office/word/2015/wordml/symex" xmlns:wpg="http://schemas.microsoft.com/office/word/2010/wordprocessingGroup" xmlns:wpi="http://schemas.microsoft.com/office/word/2010/wordprocessingInk" xmlns:wne="http://schemas.microsoft.com/office/word/2006/wordml" xmlns:wps="http://schemas.microsoft.com/office/word/2010/wordprocessingShape" mc:Ignorable="w14 w15 w16se w16cid w16 w16cex w16sdtdh w16du wp14">
+<w:endnotes xmlns:wpc="http://schemas.microsoft.com/office/word/2010/wordprocessingCanvas" xmlns:cx="http://schemas.microsoft.com/office/drawing/2014/chartex" xmlns:cx1="http://schemas.microsoft.com/office/drawing/2015/9/8/chartex" xmlns:cx2="http://schemas.microsoft.com/office/drawing/2015/10/21/chartex" xmlns:cx3="http://schemas.microsoft.com/office/drawing/2016/5/9/chartex" xmlns:cx4="http://schemas.microsoft.com/office/drawing/2016/5/10/chartex" xmlns:cx5="http://schemas.microsoft.com/office/drawing/2016/5/11/chartex" xmlns:cx6="http://schemas.microsoft.com/office/drawing/2016/5/12/chartex" xmlns:cx7="http://schemas.microsoft.com/office/drawing/2016/5/13/chartex" xmlns:cx8="http://schemas.microsoft.com/office/drawing/2016/5/14/chartex" xmlns:mc="http://schemas.openxmlformats.org/markup-compatibility/2006" xmlns:aink="http://schemas.microsoft.com/office/drawing/2016/ink" xmlns:am3d="http://schemas.microsoft.com/office/drawing/2017/model3d" xmlns:o="urn:schemas-microsoft-com:office:office" xmlns:oel="http://schemas.microsoft.com/office/2019/extlst" xmlns:r="http://schemas.openxmlformats.org/officeDocument/2006/relationships" xmlns:m="http://schemas.openxmlformats.org/officeDocument/2006/math" xmlns:v="urn:schemas-microsoft-com:vml" xmlns:wp14="http://schemas.microsoft.com/office/word/2010/wordprocessingDrawing" xmlns:wp="http://schemas.openxmlformats.org/drawingml/2006/wordprocessingDrawing" xmlns:w10="urn:schemas-microsoft-com:office:word" xmlns:w="http://schemas.openxmlformats.org/wordprocessingml/2006/main" xmlns:w14="http://schemas.microsoft.com/office/word/2010/wordml" xmlns:w15="http://schemas.microsoft.com/office/word/2012/wordml" xmlns:w16cex="http://schemas.microsoft.com/office/word/2018/wordml/cex" xmlns:w16cid="http://schemas.microsoft.com/office/word/2016/wordml/cid" xmlns:w16="http://schemas.microsoft.com/office/word/2018/wordml" xmlns:w16du="http://schemas.microsoft.com/office/word/2023/wordml/word16du" xmlns:w16sdtdh="http://schemas.microsoft.com/office/word/2020/wordml/sdtdatahash" xmlns:w16sdtfl="http://schemas.microsoft.com/office/word/2024/wordml/sdtformatlock" xmlns:w16se="http://schemas.microsoft.com/office/word/2015/wordml/symex" xmlns:wpg="http://schemas.microsoft.com/office/word/2010/wordprocessingGroup" xmlns:wpi="http://schemas.microsoft.com/office/word/2010/wordprocessingInk" xmlns:wne="http://schemas.microsoft.com/office/word/2006/wordml" xmlns:wps="http://schemas.microsoft.com/office/word/2010/wordprocessingShape" mc:Ignorable="w14 w15 w16se w16cid w16 w16cex w16sdtdh w16sdtfl w16du wp14">
   <w:endnote w:type="separator" w:id="-1">
     <w:p>
       <w:r>
@@ -679,7 +693,7 @@
 </file>
 
 <file path=word/footer1.xml><?xml version="1.0" encoding="utf-8"?>
-<w:ftr xmlns:wpc="http://schemas.microsoft.com/office/word/2010/wordprocessingCanvas" xmlns:cx="http://schemas.microsoft.com/office/drawing/2014/chartex" xmlns:cx1="http://schemas.microsoft.com/office/drawing/2015/9/8/chartex" xmlns:cx2="http://schemas.microsoft.com/office/drawing/2015/10/21/chartex" xmlns:cx3="http://schemas.microsoft.com/office/drawing/2016/5/9/chartex" xmlns:cx4="http://schemas.microsoft.com/office/drawing/2016/5/10/chartex" xmlns:cx5="http://schemas.microsoft.com/office/drawing/2016/5/11/chartex" xmlns:cx6="http://schemas.microsoft.com/office/drawing/2016/5/12/chartex" xmlns:cx7="http://schemas.microsoft.com/office/drawing/2016/5/13/chartex" xmlns:cx8="http://schemas.microsoft.com/office/drawing/2016/5/14/chartex" xmlns:mc="http://schemas.openxmlformats.org/markup-compatibility/2006" xmlns:aink="http://schemas.microsoft.com/office/drawing/2016/ink" xmlns:am3d="http://schemas.microsoft.com/office/drawing/2017/model3d" xmlns:o="urn:schemas-microsoft-com:office:office" xmlns:oel="http://schemas.microsoft.com/office/2019/extlst" xmlns:r="http://schemas.openxmlformats.org/officeDocument/2006/relationships" xmlns:m="http://schemas.openxmlformats.org/officeDocument/2006/math" xmlns:v="urn:schemas-microsoft-com:vml" xmlns:wp14="http://schemas.microsoft.com/office/word/2010/wordprocessingDrawing" xmlns:wp="http://schemas.openxmlformats.org/drawingml/2006/wordprocessingDrawing" xmlns:w10="urn:schemas-microsoft-com:office:word" xmlns:w="http://schemas.openxmlformats.org/wordprocessingml/2006/main" xmlns:w14="http://schemas.microsoft.com/office/word/2010/wordml" xmlns:w15="http://schemas.microsoft.com/office/word/2012/wordml" xmlns:w16cex="http://schemas.microsoft.com/office/word/2018/wordml/cex" xmlns:w16cid="http://schemas.microsoft.com/office/word/2016/wordml/cid" xmlns:w16="http://schemas.microsoft.com/office/word/2018/wordml" xmlns:w16du="http://schemas.microsoft.com/office/word/2023/wordml/word16du" xmlns:w16sdtdh="http://schemas.microsoft.com/office/word/2020/wordml/sdtdatahash" xmlns:w16se="http://schemas.microsoft.com/office/word/2015/wordml/symex" xmlns:wpg="http://schemas.microsoft.com/office/word/2010/wordprocessingGroup" xmlns:wpi="http://schemas.microsoft.com/office/word/2010/wordprocessingInk" xmlns:wne="http://schemas.microsoft.com/office/word/2006/wordml" xmlns:wps="http://schemas.microsoft.com/office/word/2010/wordprocessingShape" mc:Ignorable="w14 w15 w16se w16cid w16 w16cex w16sdtdh w16du wp14">
+<w:ftr xmlns:wpc="http://schemas.microsoft.com/office/word/2010/wordprocessingCanvas" xmlns:cx="http://schemas.microsoft.com/office/drawing/2014/chartex" xmlns:cx1="http://schemas.microsoft.com/office/drawing/2015/9/8/chartex" xmlns:cx2="http://schemas.microsoft.com/office/drawing/2015/10/21/chartex" xmlns:cx3="http://schemas.microsoft.com/office/drawing/2016/5/9/chartex" xmlns:cx4="http://schemas.microsoft.com/office/drawing/2016/5/10/chartex" xmlns:cx5="http://schemas.microsoft.com/office/drawing/2016/5/11/chartex" xmlns:cx6="http://schemas.microsoft.com/office/drawing/2016/5/12/chartex" xmlns:cx7="http://schemas.microsoft.com/office/drawing/2016/5/13/chartex" xmlns:cx8="http://schemas.microsoft.com/office/drawing/2016/5/14/chartex" xmlns:mc="http://schemas.openxmlformats.org/markup-compatibility/2006" xmlns:aink="http://schemas.microsoft.com/office/drawing/2016/ink" xmlns:am3d="http://schemas.microsoft.com/office/drawing/2017/model3d" xmlns:o="urn:schemas-microsoft-com:office:office" xmlns:oel="http://schemas.microsoft.com/office/2019/extlst" xmlns:r="http://schemas.openxmlformats.org/officeDocument/2006/relationships" xmlns:m="http://schemas.openxmlformats.org/officeDocument/2006/math" xmlns:v="urn:schemas-microsoft-com:vml" xmlns:wp14="http://schemas.microsoft.com/office/word/2010/wordprocessingDrawing" xmlns:wp="http://schemas.openxmlformats.org/drawingml/2006/wordprocessingDrawing" xmlns:w10="urn:schemas-microsoft-com:office:word" xmlns:w="http://schemas.openxmlformats.org/wordprocessingml/2006/main" xmlns:w14="http://schemas.microsoft.com/office/word/2010/wordml" xmlns:w15="http://schemas.microsoft.com/office/word/2012/wordml" xmlns:w16cex="http://schemas.microsoft.com/office/word/2018/wordml/cex" xmlns:w16cid="http://schemas.microsoft.com/office/word/2016/wordml/cid" xmlns:w16="http://schemas.microsoft.com/office/word/2018/wordml" xmlns:w16du="http://schemas.microsoft.com/office/word/2023/wordml/word16du" xmlns:w16sdtdh="http://schemas.microsoft.com/office/word/2020/wordml/sdtdatahash" xmlns:w16sdtfl="http://schemas.microsoft.com/office/word/2024/wordml/sdtformatlock" xmlns:w16se="http://schemas.microsoft.com/office/word/2015/wordml/symex" xmlns:wpg="http://schemas.microsoft.com/office/word/2010/wordprocessingGroup" xmlns:wpi="http://schemas.microsoft.com/office/word/2010/wordprocessingInk" xmlns:wne="http://schemas.microsoft.com/office/word/2006/wordml" xmlns:wps="http://schemas.microsoft.com/office/word/2010/wordprocessingShape" mc:Ignorable="w14 w15 w16se w16cid w16 w16cex w16sdtdh w16sdtfl w16du wp14">
   <w:p>
     <w:pPr>
       <w:pStyle w:val="Footer"/>
@@ -716,7 +730,7 @@
 </file>
 
 <file path=word/footer2.xml><?xml version="1.0" encoding="utf-8"?>
-<w:ftr xmlns:wpc="http://schemas.microsoft.com/office/word/2010/wordprocessingCanvas" xmlns:cx="http://schemas.microsoft.com/office/drawing/2014/chartex" xmlns:cx1="http://schemas.microsoft.com/office/drawing/2015/9/8/chartex" xmlns:cx2="http://schemas.microsoft.com/office/drawing/2015/10/21/chartex" xmlns:cx3="http://schemas.microsoft.com/office/drawing/2016/5/9/chartex" xmlns:cx4="http://schemas.microsoft.com/office/drawing/2016/5/10/chartex" xmlns:cx5="http://schemas.microsoft.com/office/drawing/2016/5/11/chartex" xmlns:cx6="http://schemas.microsoft.com/office/drawing/2016/5/12/chartex" xmlns:cx7="http://schemas.microsoft.com/office/drawing/2016/5/13/chartex" xmlns:cx8="http://schemas.microsoft.com/office/drawing/2016/5/14/chartex" xmlns:mc="http://schemas.openxmlformats.org/markup-compatibility/2006" xmlns:aink="http://schemas.microsoft.com/office/drawing/2016/ink" xmlns:am3d="http://schemas.microsoft.com/office/drawing/2017/model3d" xmlns:o="urn:schemas-microsoft-com:office:office" xmlns:oel="http://schemas.microsoft.com/office/2019/extlst" xmlns:r="http://schemas.openxmlformats.org/officeDocument/2006/relationships" xmlns:m="http://schemas.openxmlformats.org/officeDocument/2006/math" xmlns:v="urn:schemas-microsoft-com:vml" xmlns:wp14="http://schemas.microsoft.com/office/word/2010/wordprocessingDrawing" xmlns:wp="http://schemas.openxmlformats.org/drawingml/2006/wordprocessingDrawing" xmlns:w10="urn:schemas-microsoft-com:office:word" xmlns:w="http://schemas.openxmlformats.org/wordprocessingml/2006/main" xmlns:w14="http://schemas.microsoft.com/office/word/2010/wordml" xmlns:w15="http://schemas.microsoft.com/office/word/2012/wordml" xmlns:w16cex="http://schemas.microsoft.com/office/word/2018/wordml/cex" xmlns:w16cid="http://schemas.microsoft.com/office/word/2016/wordml/cid" xmlns:w16="http://schemas.microsoft.com/office/word/2018/wordml" xmlns:w16du="http://schemas.microsoft.com/office/word/2023/wordml/word16du" xmlns:w16sdtdh="http://schemas.microsoft.com/office/word/2020/wordml/sdtdatahash" xmlns:w16se="http://schemas.microsoft.com/office/word/2015/wordml/symex" xmlns:wpg="http://schemas.microsoft.com/office/word/2010/wordprocessingGroup" xmlns:wpi="http://schemas.microsoft.com/office/word/2010/wordprocessingInk" xmlns:wne="http://schemas.microsoft.com/office/word/2006/wordml" xmlns:wps="http://schemas.microsoft.com/office/word/2010/wordprocessingShape" mc:Ignorable="w14 w15 w16se w16cid w16 w16cex w16sdtdh w16du wp14">
+<w:ftr xmlns:wpc="http://schemas.microsoft.com/office/word/2010/wordprocessingCanvas" xmlns:cx="http://schemas.microsoft.com/office/drawing/2014/chartex" xmlns:cx1="http://schemas.microsoft.com/office/drawing/2015/9/8/chartex" xmlns:cx2="http://schemas.microsoft.com/office/drawing/2015/10/21/chartex" xmlns:cx3="http://schemas.microsoft.com/office/drawing/2016/5/9/chartex" xmlns:cx4="http://schemas.microsoft.com/office/drawing/2016/5/10/chartex" xmlns:cx5="http://schemas.microsoft.com/office/drawing/2016/5/11/chartex" xmlns:cx6="http://schemas.microsoft.com/office/drawing/2016/5/12/chartex" xmlns:cx7="http://schemas.microsoft.com/office/drawing/2016/5/13/chartex" xmlns:cx8="http://schemas.microsoft.com/office/drawing/2016/5/14/chartex" xmlns:mc="http://schemas.openxmlformats.org/markup-compatibility/2006" xmlns:aink="http://schemas.microsoft.com/office/drawing/2016/ink" xmlns:am3d="http://schemas.microsoft.com/office/drawing/2017/model3d" xmlns:o="urn:schemas-microsoft-com:office:office" xmlns:oel="http://schemas.microsoft.com/office/2019/extlst" xmlns:r="http://schemas.openxmlformats.org/officeDocument/2006/relationships" xmlns:m="http://schemas.openxmlformats.org/officeDocument/2006/math" xmlns:v="urn:schemas-microsoft-com:vml" xmlns:wp14="http://schemas.microsoft.com/office/word/2010/wordprocessingDrawing" xmlns:wp="http://schemas.openxmlformats.org/drawingml/2006/wordprocessingDrawing" xmlns:w10="urn:schemas-microsoft-com:office:word" xmlns:w="http://schemas.openxmlformats.org/wordprocessingml/2006/main" xmlns:w14="http://schemas.microsoft.com/office/word/2010/wordml" xmlns:w15="http://schemas.microsoft.com/office/word/2012/wordml" xmlns:w16cex="http://schemas.microsoft.com/office/word/2018/wordml/cex" xmlns:w16cid="http://schemas.microsoft.com/office/word/2016/wordml/cid" xmlns:w16="http://schemas.microsoft.com/office/word/2018/wordml" xmlns:w16du="http://schemas.microsoft.com/office/word/2023/wordml/word16du" xmlns:w16sdtdh="http://schemas.microsoft.com/office/word/2020/wordml/sdtdatahash" xmlns:w16sdtfl="http://schemas.microsoft.com/office/word/2024/wordml/sdtformatlock" xmlns:w16se="http://schemas.microsoft.com/office/word/2015/wordml/symex" xmlns:wpg="http://schemas.microsoft.com/office/word/2010/wordprocessingGroup" xmlns:wpi="http://schemas.microsoft.com/office/word/2010/wordprocessingInk" xmlns:wne="http://schemas.microsoft.com/office/word/2006/wordml" xmlns:wps="http://schemas.microsoft.com/office/word/2010/wordprocessingShape" mc:Ignorable="w14 w15 w16se w16cid w16 w16cex w16sdtdh w16sdtfl w16du wp14">
   <w:sdt>
     <w:sdtPr>
       <w:rPr>
@@ -780,7 +794,7 @@
 </file>
 
 <file path=word/footnotes.xml><?xml version="1.0" encoding="utf-8"?>
-<w:footnotes xmlns:wpc="http://schemas.microsoft.com/office/word/2010/wordprocessingCanvas" xmlns:cx="http://schemas.microsoft.com/office/drawing/2014/chartex" xmlns:cx1="http://schemas.microsoft.com/office/drawing/2015/9/8/chartex" xmlns:cx2="http://schemas.microsoft.com/office/drawing/2015/10/21/chartex" xmlns:cx3="http://schemas.microsoft.com/office/drawing/2016/5/9/chartex" xmlns:cx4="http://schemas.microsoft.com/office/drawing/2016/5/10/chartex" xmlns:cx5="http://schemas.microsoft.com/office/drawing/2016/5/11/chartex" xmlns:cx6="http://schemas.microsoft.com/office/drawing/2016/5/12/chartex" xmlns:cx7="http://schemas.microsoft.com/office/drawing/2016/5/13/chartex" xmlns:cx8="http://schemas.microsoft.com/office/drawing/2016/5/14/chartex" xmlns:mc="http://schemas.openxmlformats.org/markup-compatibility/2006" xmlns:aink="http://schemas.microsoft.com/office/drawing/2016/ink" xmlns:am3d="http://schemas.microsoft.com/office/drawing/2017/model3d" xmlns:o="urn:schemas-microsoft-com:office:office" xmlns:oel="http://schemas.microsoft.com/office/2019/extlst" xmlns:r="http://schemas.openxmlformats.org/officeDocument/2006/relationships" xmlns:m="http://schemas.openxmlformats.org/officeDocument/2006/math" xmlns:v="urn:schemas-microsoft-com:vml" xmlns:wp14="http://schemas.microsoft.com/office/word/2010/wordprocessingDrawing" xmlns:wp="http://schemas.openxmlformats.org/drawingml/2006/wordprocessingDrawing" xmlns:w10="urn:schemas-microsoft-com:office:word" xmlns:w="http://schemas.openxmlformats.org/wordprocessingml/2006/main" xmlns:w14="http://schemas.microsoft.com/office/word/2010/wordml" xmlns:w15="http://schemas.microsoft.com/office/word/2012/wordml" xmlns:w16cex="http://schemas.microsoft.com/office/word/2018/wordml/cex" xmlns:w16cid="http://schemas.microsoft.com/office/word/2016/wordml/cid" xmlns:w16="http://schemas.microsoft.com/office/word/2018/wordml" xmlns:w16du="http://schemas.microsoft.com/office/word/2023/wordml/word16du" xmlns:w16sdtdh="http://schemas.microsoft.com/office/word/2020/wordml/sdtdatahash" xmlns:w16se="http://schemas.microsoft.com/office/word/2015/wordml/symex" xmlns:wpg="http://schemas.microsoft.com/office/word/2010/wordprocessingGroup" xmlns:wpi="http://schemas.microsoft.com/office/word/2010/wordprocessingInk" xmlns:wne="http://schemas.microsoft.com/office/word/2006/wordml" xmlns:wps="http://schemas.microsoft.com/office/word/2010/wordprocessingShape" mc:Ignorable="w14 w15 w16se w16cid w16 w16cex w16sdtdh w16du wp14">
+<w:footnotes xmlns:wpc="http://schemas.microsoft.com/office/word/2010/wordprocessingCanvas" xmlns:cx="http://schemas.microsoft.com/office/drawing/2014/chartex" xmlns:cx1="http://schemas.microsoft.com/office/drawing/2015/9/8/chartex" xmlns:cx2="http://schemas.microsoft.com/office/drawing/2015/10/21/chartex" xmlns:cx3="http://schemas.microsoft.com/office/drawing/2016/5/9/chartex" xmlns:cx4="http://schemas.microsoft.com/office/drawing/2016/5/10/chartex" xmlns:cx5="http://schemas.microsoft.com/office/drawing/2016/5/11/chartex" xmlns:cx6="http://schemas.microsoft.com/office/drawing/2016/5/12/chartex" xmlns:cx7="http://schemas.microsoft.com/office/drawing/2016/5/13/chartex" xmlns:cx8="http://schemas.microsoft.com/office/drawing/2016/5/14/chartex" xmlns:mc="http://schemas.openxmlformats.org/markup-compatibility/2006" xmlns:aink="http://schemas.microsoft.com/office/drawing/2016/ink" xmlns:am3d="http://schemas.microsoft.com/office/drawing/2017/model3d" xmlns:o="urn:schemas-microsoft-com:office:office" xmlns:oel="http://schemas.microsoft.com/office/2019/extlst" xmlns:r="http://schemas.openxmlformats.org/officeDocument/2006/relationships" xmlns:m="http://schemas.openxmlformats.org/officeDocument/2006/math" xmlns:v="urn:schemas-microsoft-com:vml" xmlns:wp14="http://schemas.microsoft.com/office/word/2010/wordprocessingDrawing" xmlns:wp="http://schemas.openxmlformats.org/drawingml/2006/wordprocessingDrawing" xmlns:w10="urn:schemas-microsoft-com:office:word" xmlns:w="http://schemas.openxmlformats.org/wordprocessingml/2006/main" xmlns:w14="http://schemas.microsoft.com/office/word/2010/wordml" xmlns:w15="http://schemas.microsoft.com/office/word/2012/wordml" xmlns:w16cex="http://schemas.microsoft.com/office/word/2018/wordml/cex" xmlns:w16cid="http://schemas.microsoft.com/office/word/2016/wordml/cid" xmlns:w16="http://schemas.microsoft.com/office/word/2018/wordml" xmlns:w16du="http://schemas.microsoft.com/office/word/2023/wordml/word16du" xmlns:w16sdtdh="http://schemas.microsoft.com/office/word/2020/wordml/sdtdatahash" xmlns:w16sdtfl="http://schemas.microsoft.com/office/word/2024/wordml/sdtformatlock" xmlns:w16se="http://schemas.microsoft.com/office/word/2015/wordml/symex" xmlns:wpg="http://schemas.microsoft.com/office/word/2010/wordprocessingGroup" xmlns:wpi="http://schemas.microsoft.com/office/word/2010/wordprocessingInk" xmlns:wne="http://schemas.microsoft.com/office/word/2006/wordml" xmlns:wps="http://schemas.microsoft.com/office/word/2010/wordprocessingShape" mc:Ignorable="w14 w15 w16se w16cid w16 w16cex w16sdtdh w16sdtfl w16du wp14">
   <w:footnote w:type="separator" w:id="-1">
     <w:p>
       <w:r>
@@ -802,7 +816,7 @@
 </file>
 
 <file path=word/header1.xml><?xml version="1.0" encoding="utf-8"?>
-<w:hdr xmlns:wpc="http://schemas.microsoft.com/office/word/2010/wordprocessingCanvas" xmlns:cx="http://schemas.microsoft.com/office/drawing/2014/chartex" xmlns:cx1="http://schemas.microsoft.com/office/drawing/2015/9/8/chartex" xmlns:cx2="http://schemas.microsoft.com/office/drawing/2015/10/21/chartex" xmlns:cx3="http://schemas.microsoft.com/office/drawing/2016/5/9/chartex" xmlns:cx4="http://schemas.microsoft.com/office/drawing/2016/5/10/chartex" xmlns:cx5="http://schemas.microsoft.com/office/drawing/2016/5/11/chartex" xmlns:cx6="http://schemas.microsoft.com/office/drawing/2016/5/12/chartex" xmlns:cx7="http://schemas.microsoft.com/office/drawing/2016/5/13/chartex" xmlns:cx8="http://schemas.microsoft.com/office/drawing/2016/5/14/chartex" xmlns:mc="http://schemas.openxmlformats.org/markup-compatibility/2006" xmlns:aink="http://schemas.microsoft.com/office/drawing/2016/ink" xmlns:am3d="http://schemas.microsoft.com/office/drawing/2017/model3d" xmlns:o="urn:schemas-microsoft-com:office:office" xmlns:oel="http://schemas.microsoft.com/office/2019/extlst" xmlns:r="http://schemas.openxmlformats.org/officeDocument/2006/relationships" xmlns:m="http://schemas.openxmlformats.org/officeDocument/2006/math" xmlns:v="urn:schemas-microsoft-com:vml" xmlns:wp14="http://schemas.microsoft.com/office/word/2010/wordprocessingDrawing" xmlns:wp="http://schemas.openxmlformats.org/drawingml/2006/wordprocessingDrawing" xmlns:w10="urn:schemas-microsoft-com:office:word" xmlns:w="http://schemas.openxmlformats.org/wordprocessingml/2006/main" xmlns:w14="http://schemas.microsoft.com/office/word/2010/wordml" xmlns:w15="http://schemas.microsoft.com/office/word/2012/wordml" xmlns:w16cex="http://schemas.microsoft.com/office/word/2018/wordml/cex" xmlns:w16cid="http://schemas.microsoft.com/office/word/2016/wordml/cid" xmlns:w16="http://schemas.microsoft.com/office/word/2018/wordml" xmlns:w16du="http://schemas.microsoft.com/office/word/2023/wordml/word16du" xmlns:w16sdtdh="http://schemas.microsoft.com/office/word/2020/wordml/sdtdatahash" xmlns:w16se="http://schemas.microsoft.com/office/word/2015/wordml/symex" xmlns:wpg="http://schemas.microsoft.com/office/word/2010/wordprocessingGroup" xmlns:wpi="http://schemas.microsoft.com/office/word/2010/wordprocessingInk" xmlns:wne="http://schemas.microsoft.com/office/word/2006/wordml" xmlns:wps="http://schemas.microsoft.com/office/word/2010/wordprocessingShape" mc:Ignorable="w14 w15 w16se w16cid w16 w16cex w16sdtdh w16du wp14">
+<w:hdr xmlns:wpc="http://schemas.microsoft.com/office/word/2010/wordprocessingCanvas" xmlns:cx="http://schemas.microsoft.com/office/drawing/2014/chartex" xmlns:cx1="http://schemas.microsoft.com/office/drawing/2015/9/8/chartex" xmlns:cx2="http://schemas.microsoft.com/office/drawing/2015/10/21/chartex" xmlns:cx3="http://schemas.microsoft.com/office/drawing/2016/5/9/chartex" xmlns:cx4="http://schemas.microsoft.com/office/drawing/2016/5/10/chartex" xmlns:cx5="http://schemas.microsoft.com/office/drawing/2016/5/11/chartex" xmlns:cx6="http://schemas.microsoft.com/office/drawing/2016/5/12/chartex" xmlns:cx7="http://schemas.microsoft.com/office/drawing/2016/5/13/chartex" xmlns:cx8="http://schemas.microsoft.com/office/drawing/2016/5/14/chartex" xmlns:mc="http://schemas.openxmlformats.org/markup-compatibility/2006" xmlns:aink="http://schemas.microsoft.com/office/drawing/2016/ink" xmlns:am3d="http://schemas.microsoft.com/office/drawing/2017/model3d" xmlns:o="urn:schemas-microsoft-com:office:office" xmlns:oel="http://schemas.microsoft.com/office/2019/extlst" xmlns:r="http://schemas.openxmlformats.org/officeDocument/2006/relationships" xmlns:m="http://schemas.openxmlformats.org/officeDocument/2006/math" xmlns:v="urn:schemas-microsoft-com:vml" xmlns:wp14="http://schemas.microsoft.com/office/word/2010/wordprocessingDrawing" xmlns:wp="http://schemas.openxmlformats.org/drawingml/2006/wordprocessingDrawing" xmlns:w10="urn:schemas-microsoft-com:office:word" xmlns:w="http://schemas.openxmlformats.org/wordprocessingml/2006/main" xmlns:w14="http://schemas.microsoft.com/office/word/2010/wordml" xmlns:w15="http://schemas.microsoft.com/office/word/2012/wordml" xmlns:w16cex="http://schemas.microsoft.com/office/word/2018/wordml/cex" xmlns:w16cid="http://schemas.microsoft.com/office/word/2016/wordml/cid" xmlns:w16="http://schemas.microsoft.com/office/word/2018/wordml" xmlns:w16du="http://schemas.microsoft.com/office/word/2023/wordml/word16du" xmlns:w16sdtdh="http://schemas.microsoft.com/office/word/2020/wordml/sdtdatahash" xmlns:w16sdtfl="http://schemas.microsoft.com/office/word/2024/wordml/sdtformatlock" xmlns:w16se="http://schemas.microsoft.com/office/word/2015/wordml/symex" xmlns:wpg="http://schemas.microsoft.com/office/word/2010/wordprocessingGroup" xmlns:wpi="http://schemas.microsoft.com/office/word/2010/wordprocessingInk" xmlns:wne="http://schemas.microsoft.com/office/word/2006/wordml" xmlns:wps="http://schemas.microsoft.com/office/word/2010/wordprocessingShape" mc:Ignorable="w14 w15 w16se w16cid w16 w16cex w16sdtdh w16sdtfl w16du wp14">
   <w:tbl>
     <w:tblPr>
       <w:tblW w:w="0" w:type="auto"/>
@@ -863,7 +877,7 @@
 </file>
 
 <file path=word/numbering.xml><?xml version="1.0" encoding="utf-8"?>
-<w:numbering xmlns:wpc="http://schemas.microsoft.com/office/word/2010/wordprocessingCanvas" xmlns:cx="http://schemas.microsoft.com/office/drawing/2014/chartex" xmlns:cx1="http://schemas.microsoft.com/office/drawing/2015/9/8/chartex" xmlns:cx2="http://schemas.microsoft.com/office/drawing/2015/10/21/chartex" xmlns:cx3="http://schemas.microsoft.com/office/drawing/2016/5/9/chartex" xmlns:cx4="http://schemas.microsoft.com/office/drawing/2016/5/10/chartex" xmlns:cx5="http://schemas.microsoft.com/office/drawing/2016/5/11/chartex" xmlns:cx6="http://schemas.microsoft.com/office/drawing/2016/5/12/chartex" xmlns:cx7="http://schemas.microsoft.com/office/drawing/2016/5/13/chartex" xmlns:cx8="http://schemas.microsoft.com/office/drawing/2016/5/14/chartex" xmlns:mc="http://schemas.openxmlformats.org/markup-compatibility/2006" xmlns:aink="http://schemas.microsoft.com/office/drawing/2016/ink" xmlns:am3d="http://schemas.microsoft.com/office/drawing/2017/model3d" xmlns:o="urn:schemas-microsoft-com:office:office" xmlns:oel="http://schemas.microsoft.com/office/2019/extlst" xmlns:r="http://schemas.openxmlformats.org/officeDocument/2006/relationships" xmlns:m="http://schemas.openxmlformats.org/officeDocument/2006/math" xmlns:v="urn:schemas-microsoft-com:vml" xmlns:wp14="http://schemas.microsoft.com/office/word/2010/wordprocessingDrawing" xmlns:wp="http://schemas.openxmlformats.org/drawingml/2006/wordprocessingDrawing" xmlns:w10="urn:schemas-microsoft-com:office:word" xmlns:w="http://schemas.openxmlformats.org/wordprocessingml/2006/main" xmlns:w14="http://schemas.microsoft.com/office/word/2010/wordml" xmlns:w15="http://schemas.microsoft.com/office/word/2012/wordml" xmlns:w16cex="http://schemas.microsoft.com/office/word/2018/wordml/cex" xmlns:w16cid="http://schemas.microsoft.com/office/word/2016/wordml/cid" xmlns:w16="http://schemas.microsoft.com/office/word/2018/wordml" xmlns:w16du="http://schemas.microsoft.com/office/word/2023/wordml/word16du" xmlns:w16sdtdh="http://schemas.microsoft.com/office/word/2020/wordml/sdtdatahash" xmlns:w16se="http://schemas.microsoft.com/office/word/2015/wordml/symex" xmlns:wpg="http://schemas.microsoft.com/office/word/2010/wordprocessingGroup" xmlns:wpi="http://schemas.microsoft.com/office/word/2010/wordprocessingInk" xmlns:wne="http://schemas.microsoft.com/office/word/2006/wordml" xmlns:wps="http://schemas.microsoft.com/office/word/2010/wordprocessingShape" mc:Ignorable="w14 w15 w16se w16cid w16 w16cex w16sdtdh w16du wp14">
+<w:numbering xmlns:wpc="http://schemas.microsoft.com/office/word/2010/wordprocessingCanvas" xmlns:cx="http://schemas.microsoft.com/office/drawing/2014/chartex" xmlns:cx1="http://schemas.microsoft.com/office/drawing/2015/9/8/chartex" xmlns:cx2="http://schemas.microsoft.com/office/drawing/2015/10/21/chartex" xmlns:cx3="http://schemas.microsoft.com/office/drawing/2016/5/9/chartex" xmlns:cx4="http://schemas.microsoft.com/office/drawing/2016/5/10/chartex" xmlns:cx5="http://schemas.microsoft.com/office/drawing/2016/5/11/chartex" xmlns:cx6="http://schemas.microsoft.com/office/drawing/2016/5/12/chartex" xmlns:cx7="http://schemas.microsoft.com/office/drawing/2016/5/13/chartex" xmlns:cx8="http://schemas.microsoft.com/office/drawing/2016/5/14/chartex" xmlns:mc="http://schemas.openxmlformats.org/markup-compatibility/2006" xmlns:aink="http://schemas.microsoft.com/office/drawing/2016/ink" xmlns:am3d="http://schemas.microsoft.com/office/drawing/2017/model3d" xmlns:o="urn:schemas-microsoft-com:office:office" xmlns:oel="http://schemas.microsoft.com/office/2019/extlst" xmlns:r="http://schemas.openxmlformats.org/officeDocument/2006/relationships" xmlns:m="http://schemas.openxmlformats.org/officeDocument/2006/math" xmlns:v="urn:schemas-microsoft-com:vml" xmlns:wp14="http://schemas.microsoft.com/office/word/2010/wordprocessingDrawing" xmlns:wp="http://schemas.openxmlformats.org/drawingml/2006/wordprocessingDrawing" xmlns:w10="urn:schemas-microsoft-com:office:word" xmlns:w="http://schemas.openxmlformats.org/wordprocessingml/2006/main" xmlns:w14="http://schemas.microsoft.com/office/word/2010/wordml" xmlns:w15="http://schemas.microsoft.com/office/word/2012/wordml" xmlns:w16cex="http://schemas.microsoft.com/office/word/2018/wordml/cex" xmlns:w16cid="http://schemas.microsoft.com/office/word/2016/wordml/cid" xmlns:w16="http://schemas.microsoft.com/office/word/2018/wordml" xmlns:w16du="http://schemas.microsoft.com/office/word/2023/wordml/word16du" xmlns:w16sdtdh="http://schemas.microsoft.com/office/word/2020/wordml/sdtdatahash" xmlns:w16sdtfl="http://schemas.microsoft.com/office/word/2024/wordml/sdtformatlock" xmlns:w16se="http://schemas.microsoft.com/office/word/2015/wordml/symex" xmlns:wpg="http://schemas.microsoft.com/office/word/2010/wordprocessingGroup" xmlns:wpi="http://schemas.microsoft.com/office/word/2010/wordprocessingInk" xmlns:wne="http://schemas.microsoft.com/office/word/2006/wordml" xmlns:wps="http://schemas.microsoft.com/office/word/2010/wordprocessingShape" mc:Ignorable="w14 w15 w16se w16cid w16 w16cex w16sdtdh w16sdtfl w16du wp14">
   <w:abstractNum w:abstractNumId="0" w15:restartNumberingAfterBreak="0">
     <w:nsid w:val="008758AC"/>
     <w:multiLevelType w:val="hybridMultilevel"/>
@@ -2885,7 +2899,7 @@
 </file>
 
 <file path=word/styles.xml><?xml version="1.0" encoding="utf-8"?>
-<w:styles xmlns:mc="http://schemas.openxmlformats.org/markup-compatibility/2006" xmlns:r="http://schemas.openxmlformats.org/officeDocument/2006/relationships" xmlns:w="http://schemas.openxmlformats.org/wordprocessingml/2006/main" xmlns:w14="http://schemas.microsoft.com/office/word/2010/wordml" xmlns:w15="http://schemas.microsoft.com/office/word/2012/wordml" xmlns:w16cex="http://schemas.microsoft.com/office/word/2018/wordml/cex" xmlns:w16cid="http://schemas.microsoft.com/office/word/2016/wordml/cid" xmlns:w16="http://schemas.microsoft.com/office/word/2018/wordml" xmlns:w16du="http://schemas.microsoft.com/office/word/2023/wordml/word16du" xmlns:w16sdtdh="http://schemas.microsoft.com/office/word/2020/wordml/sdtdatahash" xmlns:w16se="http://schemas.microsoft.com/office/word/2015/wordml/symex" mc:Ignorable="w14 w15 w16se w16cid w16 w16cex w16sdtdh w16du">
+<w:styles xmlns:mc="http://schemas.openxmlformats.org/markup-compatibility/2006" xmlns:r="http://schemas.openxmlformats.org/officeDocument/2006/relationships" xmlns:w="http://schemas.openxmlformats.org/wordprocessingml/2006/main" xmlns:w14="http://schemas.microsoft.com/office/word/2010/wordml" xmlns:w15="http://schemas.microsoft.com/office/word/2012/wordml" xmlns:w16cex="http://schemas.microsoft.com/office/word/2018/wordml/cex" xmlns:w16cid="http://schemas.microsoft.com/office/word/2016/wordml/cid" xmlns:w16="http://schemas.microsoft.com/office/word/2018/wordml" xmlns:w16du="http://schemas.microsoft.com/office/word/2023/wordml/word16du" xmlns:w16sdtdh="http://schemas.microsoft.com/office/word/2020/wordml/sdtdatahash" xmlns:w16sdtfl="http://schemas.microsoft.com/office/word/2024/wordml/sdtformatlock" xmlns:w16se="http://schemas.microsoft.com/office/word/2015/wordml/symex" mc:Ignorable="w14 w15 w16se w16cid w16 w16cex w16sdtdh w16sdtfl w16du">
   <w:docDefaults>
     <w:rPrDefault>
       <w:rPr>
